--- a/Documentation/Throne of Tides - Tech Stack.docx
+++ b/Documentation/Throne of Tides - Tech Stack.docx
@@ -2499,7 +2499,7 @@
         <w:t xml:space="preserve">In game cheat panels:</w:t>
       </w:r>
       <w:r>
-        <w:t xml:space="preserve"> HP and mana controls, add any card to the hand and force the enemy's next card. Shown in development builds only.</w:t>
+        <w:t xml:space="preserve"> HP and mana controls, add any card to the hand and force the enemy's next card. Hidden in every build until a cheat code is typed.</w:t>
       </w:r>
     </w:p>
     <w:p>
